--- a/docs/writeup.docx
+++ b/docs/writeup.docx
@@ -40,7 +40,7 @@
         <w:br/>
       </w:r>
       <w:r>
-        <w:t xml:space="preserve">Sep 26, 2026</w:t>
+        <w:t xml:space="preserve">Sep 27, 2026</w:t>
       </w:r>
       <w:r>
         <w:t xml:space="preserve"> </w:t>
